--- a/PHOCS-Docgentemplates/PHOCS Food Premise Operating Permit Template_V0.1.docx
+++ b/PHOCS-Docgentemplates/PHOCS Food Premise Operating Permit Template_V0.1.docx
@@ -668,81 +668,6 @@
             </w:r>
             <w:bookmarkEnd w:id="0"/>
           </w:p>
-        </w:tc>
-      </w:tr>
-      <w:tr>
-        <w:trPr>
-          <w:trHeight w:val="300"/>
-        </w:trPr>
-        <w:tc>
-          <w:tcPr>
-            <w:tcW w:w="3465" w:type="dxa"/>
-            <w:shd w:val="clear" w:color="auto" w:fill="auto"/>
-          </w:tcPr>
-          <w:p>
-            <w:pPr>
-              <w:rPr>
-                <w:rFonts w:ascii="Calibri" w:hAnsi="Calibri" w:cs="Calibri"/>
-                <w:b/>
-                <w:bCs/>
-              </w:rPr>
-            </w:pPr>
-            <w:r>
-              <w:rPr>
-                <w:rFonts w:ascii="Calibri" w:hAnsi="Calibri" w:cs="Calibri"/>
-                <w:b/>
-                <w:bCs/>
-              </w:rPr>
-              <w:t xml:space="preserve">Licence Plate #: </w:t>
-            </w:r>
-          </w:p>
-          <w:p>
-            <w:pPr>
-              <w:rPr>
-                <w:rFonts w:ascii="Calibri" w:hAnsi="Calibri" w:cs="Calibri"/>
-                <w:i/>
-                <w:iCs/>
-                <w:color w:val="215E99" w:themeColor="text2" w:themeTint="BF"/>
-              </w:rPr>
-            </w:pPr>
-          </w:p>
-        </w:tc>
-        <w:tc>
-          <w:tcPr>
-            <w:tcW w:w="5955" w:type="dxa"/>
-            <w:shd w:val="clear" w:color="auto" w:fill="auto"/>
-          </w:tcPr>
-          <w:p>
-            <w:pPr>
-              <w:rPr>
-                <w:rFonts w:ascii="Calibri" w:eastAsia="Calibri" w:hAnsi="Calibri" w:cs="Calibri"/>
-                <w:color w:val="000000" w:themeColor="text1"/>
-              </w:rPr>
-            </w:pPr>
-            <w:r>
-              <w:rPr>
-                <w:rFonts w:ascii="Calibri" w:eastAsia="Calibri" w:hAnsi="Calibri" w:cs="Calibri"/>
-                <w:color w:val="000000" w:themeColor="text1"/>
-              </w:rPr>
-              <w:t>{{</w:t>
-            </w:r>
-            <w:proofErr w:type="spellStart"/>
-            <w:r>
-              <w:rPr>
-                <w:rFonts w:ascii="Calibri" w:eastAsia="Calibri" w:hAnsi="Calibri" w:cs="Calibri"/>
-                <w:color w:val="000000" w:themeColor="text1"/>
-              </w:rPr>
-              <w:t>BLAccountLicensePlate</w:t>
-            </w:r>
-            <w:proofErr w:type="spellEnd"/>
-            <w:r>
-              <w:rPr>
-                <w:rFonts w:ascii="Calibri" w:eastAsia="Calibri" w:hAnsi="Calibri" w:cs="Calibri"/>
-                <w:color w:val="000000" w:themeColor="text1"/>
-              </w:rPr>
-              <w:t>}}</w:t>
-            </w:r>
-          </w:p>
           <w:p>
             <w:pPr>
               <w:rPr>
@@ -776,8 +701,18 @@
                 <w:b/>
                 <w:bCs/>
               </w:rPr>
-              <w:t xml:space="preserve">Approved Menu: </w:t>
-            </w:r>
+              <w:t xml:space="preserve">Licence Plate #: </w:t>
+            </w:r>
+          </w:p>
+          <w:p>
+            <w:pPr>
+              <w:rPr>
+                <w:rFonts w:ascii="Calibri" w:hAnsi="Calibri" w:cs="Calibri"/>
+                <w:i/>
+                <w:iCs/>
+                <w:color w:val="215E99" w:themeColor="text2" w:themeTint="BF"/>
+              </w:rPr>
+            </w:pPr>
           </w:p>
         </w:tc>
         <w:tc>
@@ -790,6 +725,79 @@
               <w:rPr>
                 <w:rFonts w:ascii="Calibri" w:eastAsia="Calibri" w:hAnsi="Calibri" w:cs="Calibri"/>
                 <w:color w:val="000000" w:themeColor="text1"/>
+              </w:rPr>
+            </w:pPr>
+            <w:r>
+              <w:rPr>
+                <w:rFonts w:ascii="Calibri" w:eastAsia="Calibri" w:hAnsi="Calibri" w:cs="Calibri"/>
+                <w:color w:val="000000" w:themeColor="text1"/>
+              </w:rPr>
+              <w:t>{{</w:t>
+            </w:r>
+            <w:proofErr w:type="spellStart"/>
+            <w:r>
+              <w:rPr>
+                <w:rFonts w:ascii="Calibri" w:eastAsia="Calibri" w:hAnsi="Calibri" w:cs="Calibri"/>
+                <w:color w:val="000000" w:themeColor="text1"/>
+              </w:rPr>
+              <w:t>BLAccountLicensePlate</w:t>
+            </w:r>
+            <w:proofErr w:type="spellEnd"/>
+            <w:r>
+              <w:rPr>
+                <w:rFonts w:ascii="Calibri" w:eastAsia="Calibri" w:hAnsi="Calibri" w:cs="Calibri"/>
+                <w:color w:val="000000" w:themeColor="text1"/>
+              </w:rPr>
+              <w:t>}}</w:t>
+            </w:r>
+          </w:p>
+          <w:p>
+            <w:pPr>
+              <w:rPr>
+                <w:rFonts w:ascii="Calibri" w:eastAsia="Calibri" w:hAnsi="Calibri" w:cs="Calibri"/>
+                <w:color w:val="000000" w:themeColor="text1"/>
+              </w:rPr>
+            </w:pPr>
+          </w:p>
+        </w:tc>
+      </w:tr>
+      <w:tr>
+        <w:trPr>
+          <w:trHeight w:val="300"/>
+        </w:trPr>
+        <w:tc>
+          <w:tcPr>
+            <w:tcW w:w="3465" w:type="dxa"/>
+            <w:shd w:val="clear" w:color="auto" w:fill="auto"/>
+          </w:tcPr>
+          <w:p>
+            <w:pPr>
+              <w:rPr>
+                <w:rFonts w:ascii="Calibri" w:hAnsi="Calibri" w:cs="Calibri"/>
+                <w:b/>
+                <w:bCs/>
+              </w:rPr>
+            </w:pPr>
+            <w:r>
+              <w:rPr>
+                <w:rFonts w:ascii="Calibri" w:hAnsi="Calibri" w:cs="Calibri"/>
+                <w:b/>
+                <w:bCs/>
+              </w:rPr>
+              <w:t xml:space="preserve">Approved Menu: </w:t>
+            </w:r>
+          </w:p>
+        </w:tc>
+        <w:tc>
+          <w:tcPr>
+            <w:tcW w:w="5955" w:type="dxa"/>
+            <w:shd w:val="clear" w:color="auto" w:fill="auto"/>
+          </w:tcPr>
+          <w:p>
+            <w:pPr>
+              <w:rPr>
+                <w:rFonts w:ascii="Calibri" w:eastAsia="Calibri" w:hAnsi="Calibri" w:cs="Calibri"/>
+                <w:color w:val="000000" w:themeColor="text1"/>
                 <w:lang w:val="en-US"/>
               </w:rPr>
             </w:pPr>
@@ -835,6 +843,14 @@
           <w:rFonts w:ascii="Calibri" w:hAnsi="Calibri" w:cs="Calibri"/>
         </w:rPr>
       </w:pPr>
+      <w:r>
+        <w:rPr>
+          <w:rFonts w:ascii="Calibri" w:hAnsi="Calibri" w:cs="Calibri"/>
+          <w:b/>
+          <w:bCs/>
+        </w:rPr>
+        <w:t xml:space="preserve">  </w:t>
+      </w:r>
       <w:r>
         <w:rPr>
           <w:rFonts w:ascii="Calibri" w:hAnsi="Calibri" w:cs="Calibri"/>
@@ -1358,7 +1374,6 @@
         <w:docPartUnique/>
       </w:docPartObj>
     </w:sdtPr>
-    <w:sdtEndPr/>
     <w:sdtContent>
       <w:sdt>
         <w:sdtPr>
@@ -1371,7 +1386,6 @@
             <w:docPartUnique/>
           </w:docPartObj>
         </w:sdtPr>
-        <w:sdtEndPr/>
         <w:sdtContent>
           <w:p>
             <w:pPr>

--- a/PHOCS-Docgentemplates/PHOCS Food Premise Operating Permit Template_V0.1.docx
+++ b/PHOCS-Docgentemplates/PHOCS Food Premise Operating Permit Template_V0.1.docx
@@ -72,7 +72,6 @@
         <w:tc>
           <w:tcPr>
             <w:tcW w:w="3465" w:type="dxa"/>
-            <w:shd w:val="clear" w:color="auto" w:fill="auto"/>
           </w:tcPr>
           <w:p>
             <w:pPr>
@@ -113,7 +112,6 @@
         <w:tc>
           <w:tcPr>
             <w:tcW w:w="5955" w:type="dxa"/>
-            <w:shd w:val="clear" w:color="auto" w:fill="auto"/>
           </w:tcPr>
           <w:p>
             <w:pPr>
@@ -175,7 +173,6 @@
         <w:tc>
           <w:tcPr>
             <w:tcW w:w="3465" w:type="dxa"/>
-            <w:shd w:val="clear" w:color="auto" w:fill="auto"/>
           </w:tcPr>
           <w:p>
             <w:pPr>
@@ -223,7 +220,6 @@
         <w:tc>
           <w:tcPr>
             <w:tcW w:w="5955" w:type="dxa"/>
-            <w:shd w:val="clear" w:color="auto" w:fill="auto"/>
           </w:tcPr>
           <w:p>
             <w:pPr>
@@ -275,7 +271,6 @@
         <w:tc>
           <w:tcPr>
             <w:tcW w:w="3465" w:type="dxa"/>
-            <w:shd w:val="clear" w:color="auto" w:fill="auto"/>
           </w:tcPr>
           <w:p>
             <w:pPr>
@@ -315,7 +310,6 @@
         <w:tc>
           <w:tcPr>
             <w:tcW w:w="5955" w:type="dxa"/>
-            <w:shd w:val="clear" w:color="auto" w:fill="auto"/>
           </w:tcPr>
           <w:p>
             <w:pPr>
@@ -363,7 +357,6 @@
         <w:tc>
           <w:tcPr>
             <w:tcW w:w="3465" w:type="dxa"/>
-            <w:shd w:val="clear" w:color="auto" w:fill="auto"/>
           </w:tcPr>
           <w:p>
             <w:pPr>
@@ -395,7 +388,6 @@
         <w:tc>
           <w:tcPr>
             <w:tcW w:w="5955" w:type="dxa"/>
-            <w:shd w:val="clear" w:color="auto" w:fill="auto"/>
           </w:tcPr>
           <w:p>
             <w:pPr>
@@ -449,7 +441,6 @@
         <w:tc>
           <w:tcPr>
             <w:tcW w:w="3465" w:type="dxa"/>
-            <w:shd w:val="clear" w:color="auto" w:fill="auto"/>
           </w:tcPr>
           <w:p>
             <w:pPr>
@@ -489,7 +480,6 @@
         <w:tc>
           <w:tcPr>
             <w:tcW w:w="5955" w:type="dxa"/>
-            <w:shd w:val="clear" w:color="auto" w:fill="auto"/>
           </w:tcPr>
           <w:p>
             <w:pPr>
@@ -526,19 +516,20 @@
               </w:rPr>
               <w:t>}}</w:t>
             </w:r>
-            <w:r>
+          </w:p>
+          <w:p>
+            <w:pPr>
               <w:rPr>
                 <w:rFonts w:ascii="Calibri" w:eastAsia="Calibri" w:hAnsi="Calibri" w:cs="Calibri"/>
                 <w:color w:val="000000" w:themeColor="text1"/>
               </w:rPr>
-              <w:t>,</w:t>
-            </w:r>
+            </w:pPr>
             <w:r>
               <w:rPr>
                 <w:rFonts w:ascii="Calibri" w:eastAsia="Calibri" w:hAnsi="Calibri" w:cs="Calibri"/>
                 <w:color w:val="000000" w:themeColor="text1"/>
               </w:rPr>
-              <w:t xml:space="preserve"> {{</w:t>
+              <w:t>{{</w:t>
             </w:r>
             <w:r>
               <w:rPr>
@@ -559,7 +550,7 @@
                 <w:rFonts w:ascii="Calibri" w:eastAsia="Calibri" w:hAnsi="Calibri" w:cs="Calibri"/>
                 <w:color w:val="000000" w:themeColor="text1"/>
               </w:rPr>
-              <w:t xml:space="preserve">}}, </w:t>
+              <w:t xml:space="preserve">}} </w:t>
             </w:r>
           </w:p>
           <w:p>
@@ -615,7 +606,6 @@
         <w:tc>
           <w:tcPr>
             <w:tcW w:w="3465" w:type="dxa"/>
-            <w:shd w:val="clear" w:color="auto" w:fill="auto"/>
           </w:tcPr>
           <w:p>
             <w:pPr>
@@ -638,7 +628,6 @@
         <w:tc>
           <w:tcPr>
             <w:tcW w:w="5955" w:type="dxa"/>
-            <w:shd w:val="clear" w:color="auto" w:fill="auto"/>
           </w:tcPr>
           <w:p>
             <w:pPr>
@@ -685,7 +674,6 @@
         <w:tc>
           <w:tcPr>
             <w:tcW w:w="3465" w:type="dxa"/>
-            <w:shd w:val="clear" w:color="auto" w:fill="auto"/>
           </w:tcPr>
           <w:p>
             <w:pPr>
@@ -718,7 +706,6 @@
         <w:tc>
           <w:tcPr>
             <w:tcW w:w="5955" w:type="dxa"/>
-            <w:shd w:val="clear" w:color="auto" w:fill="auto"/>
           </w:tcPr>
           <w:p>
             <w:pPr>
@@ -768,7 +755,6 @@
         <w:tc>
           <w:tcPr>
             <w:tcW w:w="3465" w:type="dxa"/>
-            <w:shd w:val="clear" w:color="auto" w:fill="auto"/>
           </w:tcPr>
           <w:p>
             <w:pPr>
@@ -791,7 +777,6 @@
         <w:tc>
           <w:tcPr>
             <w:tcW w:w="5955" w:type="dxa"/>
-            <w:shd w:val="clear" w:color="auto" w:fill="auto"/>
           </w:tcPr>
           <w:p>
             <w:pPr>
@@ -1232,14 +1217,12 @@
               </w:rPr>
               <w:t>{{</w:t>
             </w:r>
-            <w:proofErr w:type="spellStart"/>
             <w:r>
               <w:rPr>
                 <w:rFonts w:ascii="Calibri" w:eastAsia="Calibri" w:hAnsi="Calibri" w:cs="Calibri"/>
               </w:rPr>
               <w:t>BLAOwnerName</w:t>
             </w:r>
-            <w:proofErr w:type="spellEnd"/>
             <w:r>
               <w:rPr>
                 <w:rFonts w:ascii="Calibri" w:eastAsia="Calibri" w:hAnsi="Calibri" w:cs="Calibri"/>
@@ -5200,6 +5183,15 @@
 </file>
 
 <file path=customXml/item1.xml><?xml version="1.0" encoding="utf-8"?>
+<?mso-contentType ?>
+<FormTemplates xmlns="http://schemas.microsoft.com/sharepoint/v3/contenttype/forms">
+  <Display>DocumentLibraryForm</Display>
+  <Edit>DocumentLibraryForm</Edit>
+  <New>DocumentLibraryForm</New>
+</FormTemplates>
+</file>
+
+<file path=customXml/item2.xml><?xml version="1.0" encoding="utf-8"?>
 <ct:contentTypeSchema xmlns:ct="http://schemas.microsoft.com/office/2006/metadata/contentType" xmlns:ma="http://schemas.microsoft.com/office/2006/metadata/properties/metaAttributes" ct:_="" ma:_="" ma:contentTypeName="Document" ma:contentTypeID="0x01010015F16144C0593A4A82C8AE0B67DB460F" ma:contentTypeVersion="11" ma:contentTypeDescription="Create a new document." ma:contentTypeScope="" ma:versionID="4c1194c043985d9d73fd9fd33c34a361">
   <xsd:schema xmlns:xsd="http://www.w3.org/2001/XMLSchema" xmlns:xs="http://www.w3.org/2001/XMLSchema" xmlns:p="http://schemas.microsoft.com/office/2006/metadata/properties" xmlns:ns2="94d5cf59-5162-48bc-aa9b-620df72947f5" xmlns:ns3="8350b7c0-334b-4e19-bfc1-744f6a979eee" targetNamespace="http://schemas.microsoft.com/office/2006/metadata/properties" ma:root="true" ma:fieldsID="526f33de6d62635a9e37b477f3e93c98" ns2:_="" ns3:_="">
     <xsd:import namespace="94d5cf59-5162-48bc-aa9b-620df72947f5"/>
@@ -5394,11 +5386,11 @@
 </ct:contentTypeSchema>
 </file>
 
-<file path=customXml/item2.xml><?xml version="1.0" encoding="utf-8"?>
+<file path=customXml/item3.xml><?xml version="1.0" encoding="utf-8"?>
 <b:Sources xmlns:b="http://schemas.openxmlformats.org/officeDocument/2006/bibliography" xmlns="http://schemas.openxmlformats.org/officeDocument/2006/bibliography" SelectedStyle="\APASixthEditionOfficeOnline.xsl" StyleName="APA" Version="6"/>
 </file>
 
-<file path=customXml/item3.xml><?xml version="1.0" encoding="utf-8"?>
+<file path=customXml/item4.xml><?xml version="1.0" encoding="utf-8"?>
 <p:properties xmlns:p="http://schemas.microsoft.com/office/2006/metadata/properties" xmlns:xsi="http://www.w3.org/2001/XMLSchema-instance" xmlns:pc="http://schemas.microsoft.com/office/infopath/2007/PartnerControls">
   <documentManagement>
     <TaxCatchAll xmlns="8350b7c0-334b-4e19-bfc1-744f6a979eee" xsi:nil="true"/>
@@ -5409,16 +5401,15 @@
 </p:properties>
 </file>
 
-<file path=customXml/item4.xml><?xml version="1.0" encoding="utf-8"?>
-<?mso-contentType ?>
-<FormTemplates xmlns="http://schemas.microsoft.com/sharepoint/v3/contenttype/forms">
-  <Display>DocumentLibraryForm</Display>
-  <Edit>DocumentLibraryForm</Edit>
-  <New>DocumentLibraryForm</New>
-</FormTemplates>
+<file path=customXml/itemProps1.xml><?xml version="1.0" encoding="utf-8"?>
+<ds:datastoreItem xmlns:ds="http://schemas.openxmlformats.org/officeDocument/2006/customXml" ds:itemID="{EBC42ABD-C067-4102-BEC1-787B36D5DB6C}">
+  <ds:schemaRefs>
+    <ds:schemaRef ds:uri="http://schemas.microsoft.com/sharepoint/v3/contenttype/forms"/>
+  </ds:schemaRefs>
+</ds:datastoreItem>
 </file>
 
-<file path=customXml/itemProps1.xml><?xml version="1.0" encoding="utf-8"?>
+<file path=customXml/itemProps2.xml><?xml version="1.0" encoding="utf-8"?>
 <ds:datastoreItem xmlns:ds="http://schemas.openxmlformats.org/officeDocument/2006/customXml" ds:itemID="{06DD5262-58B1-4169-A399-B45C3F00BD14}">
   <ds:schemaRefs>
     <ds:schemaRef ds:uri="http://schemas.microsoft.com/office/2006/metadata/contentType"/>
@@ -5437,7 +5428,7 @@
 </ds:datastoreItem>
 </file>
 
-<file path=customXml/itemProps2.xml><?xml version="1.0" encoding="utf-8"?>
+<file path=customXml/itemProps3.xml><?xml version="1.0" encoding="utf-8"?>
 <ds:datastoreItem xmlns:ds="http://schemas.openxmlformats.org/officeDocument/2006/customXml" ds:itemID="{05547FD2-9942-43BC-9F0A-00017A93FCEF}">
   <ds:schemaRefs>
     <ds:schemaRef ds:uri="http://schemas.openxmlformats.org/officeDocument/2006/bibliography"/>
@@ -5445,7 +5436,7 @@
 </ds:datastoreItem>
 </file>
 
-<file path=customXml/itemProps3.xml><?xml version="1.0" encoding="utf-8"?>
+<file path=customXml/itemProps4.xml><?xml version="1.0" encoding="utf-8"?>
 <ds:datastoreItem xmlns:ds="http://schemas.openxmlformats.org/officeDocument/2006/customXml" ds:itemID="{025C8078-51DC-4841-BA80-19788F4265C1}">
   <ds:schemaRefs>
     <ds:schemaRef ds:uri="http://schemas.microsoft.com/office/2006/metadata/properties"/>
@@ -5456,14 +5447,6 @@
 </ds:datastoreItem>
 </file>
 
-<file path=customXml/itemProps4.xml><?xml version="1.0" encoding="utf-8"?>
-<ds:datastoreItem xmlns:ds="http://schemas.openxmlformats.org/officeDocument/2006/customXml" ds:itemID="{EBC42ABD-C067-4102-BEC1-787B36D5DB6C}">
-  <ds:schemaRefs>
-    <ds:schemaRef ds:uri="http://schemas.microsoft.com/sharepoint/v3/contenttype/forms"/>
-  </ds:schemaRefs>
-</ds:datastoreItem>
-</file>
-
 <file path=docMetadata/LabelInfo.xml><?xml version="1.0" encoding="utf-8"?>
 <clbl:labelList xmlns:clbl="http://schemas.microsoft.com/office/2020/mipLabelMetadata">
   <clbl:label id="{e0793d39-0939-496d-b129-198edd916feb}" enabled="0" method="" siteId="{e0793d39-0939-496d-b129-198edd916feb}" removed="1"/>
